--- a/docs/DEPLOYMENT-GUIDE.docx
+++ b/docs/DEPLOYMENT-GUIDE.docx
@@ -4518,7 +4518,7 @@
         <w:pStyle w:val="ListNumber"/>
       </w:pPr>
       <w:r>
-        <w:t>Builds the app from source and deploys it to Cloud Run with Vertex AI and Firestore switched on and hub editing locked: at most one instance and none when idle, 1 GB of memory, startup CPU boost, and CPU kept on while an instance is up so a site's data build and the copy to the bucket finish.</w:t>
+        <w:t>Gives the build account the permissions it needs, then builds the app from source and deploys it to Cloud Run with Vertex AI and Firestore switched on and hub editing locked: at most one instance and none when idle, 1 GB of memory, startup CPU boost, and CPU kept on while an instance is up so a site's data build and the copy to the bucket finish.</w:t>
       </w:r>
     </w:p>
     <w:p>
@@ -7246,6 +7246,242 @@
                 <w:sz w:val="19"/>
               </w:rPr>
               <w:t>Close it and open a new window</w:t>
+            </w:r>
+          </w:p>
+        </w:tc>
+      </w:tr>
+      <w:tr>
+        <w:tc>
+          <w:tcPr>
+            <w:tcW w:type="dxa" w:w="2880"/>
+          </w:tcPr>
+          <w:p>
+            <w:r>
+              <w:rPr>
+                <w:sz w:val="19"/>
+              </w:rPr>
+            </w:r>
+            <w:r>
+              <w:rPr>
+                <w:rFonts w:ascii="Consolas" w:hAnsi="Consolas"/>
+                <w:sz w:val="19"/>
+              </w:rPr>
+              <w:t>gcloud.ps1 cannot be loaded because running scripts is disabled</w:t>
+            </w:r>
+          </w:p>
+        </w:tc>
+        <w:tc>
+          <w:tcPr>
+            <w:tcW w:type="dxa" w:w="2880"/>
+          </w:tcPr>
+          <w:p>
+            <w:r>
+              <w:rPr>
+                <w:sz w:val="19"/>
+              </w:rPr>
+            </w:r>
+            <w:r>
+              <w:rPr>
+                <w:sz w:val="19"/>
+              </w:rPr>
+              <w:t>PowerShell's script policy</w:t>
+            </w:r>
+          </w:p>
+        </w:tc>
+        <w:tc>
+          <w:tcPr>
+            <w:tcW w:type="dxa" w:w="2880"/>
+          </w:tcPr>
+          <w:p>
+            <w:r>
+              <w:rPr>
+                <w:sz w:val="19"/>
+              </w:rPr>
+            </w:r>
+            <w:r>
+              <w:rPr>
+                <w:sz w:val="19"/>
+              </w:rPr>
+              <w:t xml:space="preserve">Type </w:t>
+            </w:r>
+            <w:r>
+              <w:rPr>
+                <w:rFonts w:ascii="Consolas" w:hAnsi="Consolas"/>
+                <w:sz w:val="19"/>
+              </w:rPr>
+              <w:t>gcloud.cmd</w:t>
+            </w:r>
+            <w:r>
+              <w:rPr>
+                <w:sz w:val="19"/>
+              </w:rPr>
+              <w:t xml:space="preserve"> / </w:t>
+            </w:r>
+            <w:r>
+              <w:rPr>
+                <w:rFonts w:ascii="Consolas" w:hAnsi="Consolas"/>
+                <w:sz w:val="19"/>
+              </w:rPr>
+              <w:t>firebase.cmd</w:t>
+            </w:r>
+            <w:r>
+              <w:rPr>
+                <w:sz w:val="19"/>
+              </w:rPr>
+              <w:t xml:space="preserve"> instead, or run the commands in Command Prompt; the deploy script itself is started with </w:t>
+            </w:r>
+            <w:r>
+              <w:rPr>
+                <w:rFonts w:ascii="Consolas" w:hAnsi="Consolas"/>
+                <w:sz w:val="19"/>
+              </w:rPr>
+              <w:t>-ExecutionPolicy Bypass</w:t>
+            </w:r>
+          </w:p>
+        </w:tc>
+      </w:tr>
+      <w:tr>
+        <w:tc>
+          <w:tcPr>
+            <w:tcW w:type="dxa" w:w="2880"/>
+          </w:tcPr>
+          <w:p>
+            <w:r>
+              <w:rPr>
+                <w:sz w:val="19"/>
+              </w:rPr>
+            </w:r>
+            <w:r>
+              <w:rPr>
+                <w:sz w:val="19"/>
+              </w:rPr>
+              <w:t xml:space="preserve">Build fails: </w:t>
+            </w:r>
+            <w:r>
+              <w:rPr>
+                <w:rFonts w:ascii="Consolas" w:hAnsi="Consolas"/>
+                <w:sz w:val="19"/>
+              </w:rPr>
+              <w:t>…-compute@developer.gserviceaccount.com does not have storage.objects.get access</w:t>
+            </w:r>
+          </w:p>
+        </w:tc>
+        <w:tc>
+          <w:tcPr>
+            <w:tcW w:type="dxa" w:w="2880"/>
+          </w:tcPr>
+          <w:p>
+            <w:r>
+              <w:rPr>
+                <w:sz w:val="19"/>
+              </w:rPr>
+            </w:r>
+            <w:r>
+              <w:rPr>
+                <w:sz w:val="19"/>
+              </w:rPr>
+              <w:t>New projects don't give the build account what it needs</w:t>
+            </w:r>
+          </w:p>
+        </w:tc>
+        <w:tc>
+          <w:tcPr>
+            <w:tcW w:type="dxa" w:w="2880"/>
+          </w:tcPr>
+          <w:p>
+            <w:r>
+              <w:rPr>
+                <w:sz w:val="19"/>
+              </w:rPr>
+            </w:r>
+            <w:r>
+              <w:rPr>
+                <w:sz w:val="19"/>
+              </w:rPr>
+              <w:t>The script now grants it (Cloud Run Builder, Storage Object Viewer, Logs Writer, Artifact Registry Writer); rerun it</w:t>
+            </w:r>
+          </w:p>
+        </w:tc>
+      </w:tr>
+      <w:tr>
+        <w:tc>
+          <w:tcPr>
+            <w:tcW w:type="dxa" w:w="2880"/>
+          </w:tcPr>
+          <w:p>
+            <w:r>
+              <w:rPr>
+                <w:sz w:val="19"/>
+              </w:rPr>
+            </w:r>
+            <w:r>
+              <w:rPr>
+                <w:sz w:val="19"/>
+              </w:rPr>
+              <w:t xml:space="preserve">Build log: </w:t>
+            </w:r>
+            <w:r>
+              <w:rPr>
+                <w:rFonts w:ascii="Consolas" w:hAnsi="Consolas"/>
+                <w:sz w:val="19"/>
+              </w:rPr>
+              <w:t>failed to resolve version matching: 3.11</w:t>
+            </w:r>
+          </w:p>
+        </w:tc>
+        <w:tc>
+          <w:tcPr>
+            <w:tcW w:type="dxa" w:w="2880"/>
+          </w:tcPr>
+          <w:p>
+            <w:r>
+              <w:rPr>
+                <w:sz w:val="19"/>
+              </w:rPr>
+            </w:r>
+            <w:r>
+              <w:rPr>
+                <w:sz w:val="19"/>
+              </w:rPr>
+              <w:t>Google's builder only offers Python 3.13+</w:t>
+            </w:r>
+          </w:p>
+        </w:tc>
+        <w:tc>
+          <w:tcPr>
+            <w:tcW w:type="dxa" w:w="2880"/>
+          </w:tcPr>
+          <w:p>
+            <w:r>
+              <w:rPr>
+                <w:sz w:val="19"/>
+              </w:rPr>
+            </w:r>
+            <w:r>
+              <w:rPr>
+                <w:rFonts w:ascii="Consolas" w:hAnsi="Consolas"/>
+                <w:sz w:val="19"/>
+              </w:rPr>
+              <w:t>.python-version</w:t>
+            </w:r>
+            <w:r>
+              <w:rPr>
+                <w:sz w:val="19"/>
+              </w:rPr>
+              <w:t xml:space="preserve"> must say </w:t>
+            </w:r>
+            <w:r>
+              <w:rPr>
+                <w:rFonts w:ascii="Consolas" w:hAnsi="Consolas"/>
+                <w:sz w:val="19"/>
+              </w:rPr>
+              <w:t>3.13</w:t>
+            </w:r>
+            <w:r>
+              <w:rPr>
+                <w:sz w:val="19"/>
+              </w:rPr>
+              <w:t xml:space="preserve"> (it does in this version)</w:t>
             </w:r>
           </w:p>
         </w:tc>

--- a/docs/DEPLOYMENT-GUIDE.docx
+++ b/docs/DEPLOYMENT-GUIDE.docx
@@ -789,7 +789,16 @@
     </w:p>
     <w:p>
       <w:r>
-        <w:t xml:space="preserve">Sixteen parts of the original app now run on Google services. Every swap keeps the original source as a fallback, so the app still works with no Google keys. The original folder </w:t>
+        <w:t xml:space="preserve">Fourteen parts of the original app now run on Google services (rows 1 to 10 and 13 to 16). Rows 11 and 12 are prepared but </w:t>
+      </w:r>
+      <w:r>
+        <w:rPr>
+          <w:b/>
+        </w:rPr>
+        <w:t>not used</w:t>
+      </w:r>
+      <w:r>
+        <w:t xml:space="preserve">: the data the app ships was built from the original downloads, not from BigQuery. Every swap keeps the original source as a fallback, so the app still works with no Google keys. The original folder </w:t>
       </w:r>
       <w:r>
         <w:rPr>
@@ -2299,7 +2308,20 @@
               <w:rPr>
                 <w:sz w:val="19"/>
               </w:rPr>
-              <w:t>Cyclone data job</w:t>
+              <w:t>Cyclone data job (</w:t>
+            </w:r>
+            <w:r>
+              <w:rPr>
+                <w:b/>
+                <w:sz w:val="19"/>
+              </w:rPr>
+              <w:t>prepared, not used</w:t>
+            </w:r>
+            <w:r>
+              <w:rPr>
+                <w:sz w:val="19"/>
+              </w:rPr>
+              <w:t>)</w:t>
             </w:r>
           </w:p>
         </w:tc>
@@ -2335,7 +2357,7 @@
               <w:rPr>
                 <w:sz w:val="19"/>
               </w:rPr>
-              <w:t xml:space="preserve">BigQuery public dataset </w:t>
+              <w:t xml:space="preserve">Optional: BigQuery public dataset </w:t>
             </w:r>
             <w:r>
               <w:rPr>
@@ -2398,7 +2420,7 @@
               <w:rPr>
                 <w:sz w:val="19"/>
               </w:rPr>
-              <w:t>NOAA download</w:t>
+              <w:t>NOAA download (what the shipped data uses)</w:t>
             </w:r>
           </w:p>
         </w:tc>
@@ -2436,7 +2458,20 @@
               <w:rPr>
                 <w:sz w:val="19"/>
               </w:rPr>
-              <w:t>Data centre locations job</w:t>
+              <w:t>Data centre locations job (</w:t>
+            </w:r>
+            <w:r>
+              <w:rPr>
+                <w:b/>
+                <w:sz w:val="19"/>
+              </w:rPr>
+              <w:t>prepared, not used</w:t>
+            </w:r>
+            <w:r>
+              <w:rPr>
+                <w:sz w:val="19"/>
+              </w:rPr>
+              <w:t>)</w:t>
             </w:r>
           </w:p>
         </w:tc>
@@ -2472,7 +2507,7 @@
               <w:rPr>
                 <w:sz w:val="19"/>
               </w:rPr>
-              <w:t xml:space="preserve">BigQuery </w:t>
+              <w:t xml:space="preserve">Optional: BigQuery </w:t>
             </w:r>
             <w:r>
               <w:rPr>
@@ -2535,7 +2570,7 @@
               <w:rPr>
                 <w:sz w:val="19"/>
               </w:rPr>
-              <w:t>Extract stays first</w:t>
+              <w:t>Extract stays first (what the shipped data uses)</w:t>
             </w:r>
           </w:p>
         </w:tc>
@@ -3221,7 +3256,7 @@
         <w:t>tests/test_strategist.py</w:t>
       </w:r>
       <w:r>
-        <w:t xml:space="preserve"> runs 62 server checks on SQLite and 65 with </w:t>
+        <w:t xml:space="preserve"> runs 63 server checks on SQLite and 67 with </w:t>
       </w:r>
       <w:r>
         <w:rPr>
@@ -3231,7 +3266,7 @@
         <w:t>--firestore</w:t>
       </w:r>
       <w:r>
-        <w:t xml:space="preserve"> (on a stand-in store; Firestore's emulator needs Java). Nothing has run against live Google services yet, because no project is set up. Step 5 below is that check.</w:t>
+        <w:t xml:space="preserve"> (on a stand-in store; Firestore's emulator needs Java), all passing on 18 October 2026. The live deployment was checked the same day: its health page reports every Google service in rows 1 to 10 and 13 to 16 as connected, and live readings came from the Google Weather, Air Quality and Geocoding APIs. Step 5 below is how to repeat that check.</w:t>
       </w:r>
     </w:p>
     <w:p>
@@ -4364,7 +4399,7 @@
     <w:p/>
     <w:p>
       <w:r>
-        <w:t xml:space="preserve">Keep your existing keys (Groq, OpenAQ, Electricity Maps, EIA) as they are; the script copies them to Secret Manager too. </w:t>
+        <w:t xml:space="preserve">Keep your existing keys (Groq, and optionally OpenAQ, Electricity Maps and EIA) as they are; the script copies them to Secret Manager too. On the public demo only Groq is set, so OpenAQ and Electricity Maps show "off" and EIA uses its demo key. </w:t>
       </w:r>
       <w:r>
         <w:rPr>
@@ -6168,10 +6203,10 @@
         <w:rPr>
           <w:b/>
         </w:rPr>
-        <w:t>BigQuery data jobs (swaps 11 and 12).</w:t>
+        <w:t>BigQuery data jobs (swaps 11 and 12, optional and not used so far).</w:t>
       </w:r>
       <w:r>
-        <w:t xml:space="preserve"> These rebuild the data files on your PC; they don't run on Cloud Run.</w:t>
+        <w:t xml:space="preserve"> These rebuild the data files on your PC; they don't run on Cloud Run. The data the app ships today was built from the original downloads, so you only need this to try the BigQuery path.</w:t>
       </w:r>
     </w:p>
     <w:p>
@@ -7055,7 +7090,7 @@
               <w:rPr>
                 <w:sz w:val="19"/>
               </w:rPr>
-              <w:t>BigQuery</w:t>
+              <w:t>BigQuery (optional, not used today)</w:t>
             </w:r>
           </w:p>
         </w:tc>
